--- a/docx/CV/Public/cv 2026.docx
+++ b/docx/CV/Public/cv 2026.docx
@@ -120,22 +120,42 @@
         </w:rPr>
         <w:t>github.com/</w:t>
       </w:r>
-      <w:hyperlink r:id="rId9" w:history="1">
-        <w:r>
-          <w:rPr>
-            <w:rStyle w:val="Hyperlink"/>
-            <w:sz w:val="20"/>
-            <w:szCs w:val="20"/>
-          </w:rPr>
-          <w:t>AkashdipMahapatra-BA</w:t>
-        </w:r>
-        <w:r>
-          <w:rPr>
-            <w:rStyle w:val="Hyperlink"/>
-          </w:rPr>
-          <w:t xml:space="preserve"> </w:t>
-        </w:r>
-      </w:hyperlink>
+      <w:proofErr w:type="spellStart"/>
+      <w:r>
+        <w:fldChar w:fldCharType="begin"/>
+      </w:r>
+      <w:r>
+        <w:instrText>HYPERLINK "https://github.com/AkashdipMahapatra-BA"</w:instrText>
+      </w:r>
+      <w:r>
+        <w:fldChar w:fldCharType="separate"/>
+      </w:r>
+      <w:r>
+        <w:rPr>
+          <w:rStyle w:val="Hyperlink"/>
+          <w:sz w:val="20"/>
+          <w:szCs w:val="20"/>
+        </w:rPr>
+        <w:t>AkashdipMahapatra</w:t>
+      </w:r>
+      <w:proofErr w:type="spellEnd"/>
+      <w:r>
+        <w:rPr>
+          <w:rStyle w:val="Hyperlink"/>
+          <w:sz w:val="20"/>
+          <w:szCs w:val="20"/>
+        </w:rPr>
+        <w:t>-BA</w:t>
+      </w:r>
+      <w:r>
+        <w:rPr>
+          <w:rStyle w:val="Hyperlink"/>
+        </w:rPr>
+        <w:t xml:space="preserve"> </w:t>
+      </w:r>
+      <w:r>
+        <w:fldChar w:fldCharType="end"/>
+      </w:r>
     </w:p>
     <w:p>
       <w:pPr>
@@ -355,7 +375,25 @@
           <w:sz w:val="20"/>
           <w:szCs w:val="20"/>
         </w:rPr>
-        <w:t>GitHub Actions, Jenkins, Terraform (Infrastructure as Code), Advanced Git Version Control (resolving complex remote history mismatches, local vs. remote state reconciliation).</w:t>
+        <w:t xml:space="preserve">GitHub Actions (utilizing IAM Role ARNs via OIDC for </w:t>
+      </w:r>
+      <w:proofErr w:type="spellStart"/>
+      <w:r>
+        <w:rPr>
+          <w:rFonts w:ascii="Calibri" w:hAnsi="Calibri" w:cs="Calibri"/>
+          <w:sz w:val="20"/>
+          <w:szCs w:val="20"/>
+        </w:rPr>
+        <w:t>passwordless</w:t>
+      </w:r>
+      <w:proofErr w:type="spellEnd"/>
+      <w:r>
+        <w:rPr>
+          <w:rFonts w:ascii="Calibri" w:hAnsi="Calibri" w:cs="Calibri"/>
+          <w:sz w:val="20"/>
+          <w:szCs w:val="20"/>
+        </w:rPr>
+        <w:t xml:space="preserve"> authentication), Jenkins, Terraform (Infrastructure as Code), Advanced Git Version Control (resolving complex remote history mismatches, local vs. remote state reconciliation).</w:t>
       </w:r>
     </w:p>
     <w:p>
@@ -435,7 +473,25 @@
           <w:sz w:val="20"/>
           <w:szCs w:val="20"/>
         </w:rPr>
-        <w:t xml:space="preserve">S3, IAM, VPC, EventBridge, MSK/Kafka, </w:t>
+        <w:t xml:space="preserve">S3, IAM, VPC, </w:t>
+      </w:r>
+      <w:proofErr w:type="spellStart"/>
+      <w:r>
+        <w:rPr>
+          <w:rFonts w:ascii="Calibri" w:hAnsi="Calibri" w:cs="Calibri"/>
+          <w:sz w:val="20"/>
+          <w:szCs w:val="20"/>
+        </w:rPr>
+        <w:t>EventBridge</w:t>
+      </w:r>
+      <w:proofErr w:type="spellEnd"/>
+      <w:r>
+        <w:rPr>
+          <w:rFonts w:ascii="Calibri" w:hAnsi="Calibri" w:cs="Calibri"/>
+          <w:sz w:val="20"/>
+          <w:szCs w:val="20"/>
+        </w:rPr>
+        <w:t xml:space="preserve">, MSK/Kafka, </w:t>
       </w:r>
       <w:r>
         <w:rPr>
@@ -563,7 +619,25 @@
           <w:sz w:val="20"/>
           <w:szCs w:val="20"/>
         </w:rPr>
-        <w:t xml:space="preserve"> Docker, AWS ECS, ECR, AWS Serverless (Lambda, EventBridge), MSK/Kafka.</w:t>
+        <w:t xml:space="preserve"> Docker, AWS ECS, ECR, AWS Serverless (Lambda, </w:t>
+      </w:r>
+      <w:proofErr w:type="spellStart"/>
+      <w:r>
+        <w:rPr>
+          <w:rFonts w:ascii="Calibri" w:hAnsi="Calibri" w:cs="Calibri"/>
+          <w:sz w:val="20"/>
+          <w:szCs w:val="20"/>
+        </w:rPr>
+        <w:t>EventBridge</w:t>
+      </w:r>
+      <w:proofErr w:type="spellEnd"/>
+      <w:r>
+        <w:rPr>
+          <w:rFonts w:ascii="Calibri" w:hAnsi="Calibri" w:cs="Calibri"/>
+          <w:sz w:val="20"/>
+          <w:szCs w:val="20"/>
+        </w:rPr>
+        <w:t>), MSK/Kafka.</w:t>
       </w:r>
     </w:p>
     <w:p>
@@ -595,7 +669,25 @@
           <w:sz w:val="20"/>
           <w:szCs w:val="20"/>
         </w:rPr>
-        <w:t xml:space="preserve"> Linux (Ubuntu, RHEL), TCP/IP, DNS, HTTP/HTTPS, Nginx, Wireshark, nmap.</w:t>
+        <w:t xml:space="preserve"> Linux (Ubuntu, RHEL), TCP/IP, DNS, HTTP/HTTPS, Nginx, Wireshark, </w:t>
+      </w:r>
+      <w:proofErr w:type="spellStart"/>
+      <w:r>
+        <w:rPr>
+          <w:rFonts w:ascii="Calibri" w:hAnsi="Calibri" w:cs="Calibri"/>
+          <w:sz w:val="20"/>
+          <w:szCs w:val="20"/>
+        </w:rPr>
+        <w:t>nmap</w:t>
+      </w:r>
+      <w:proofErr w:type="spellEnd"/>
+      <w:r>
+        <w:rPr>
+          <w:rFonts w:ascii="Calibri" w:hAnsi="Calibri" w:cs="Calibri"/>
+          <w:sz w:val="20"/>
+          <w:szCs w:val="20"/>
+        </w:rPr>
+        <w:t>.</w:t>
       </w:r>
     </w:p>
     <w:p>
@@ -874,7 +966,25 @@
           <w:sz w:val="20"/>
           <w:szCs w:val="20"/>
         </w:rPr>
-        <w:t>Support, troubleshoot, and maintain high-throughput event-driven infrastructure (Amazon MSK/Kafka, EventBridge) ensuring strict environment consistency and system availability.</w:t>
+        <w:t xml:space="preserve">Support, troubleshoot, and maintain high-throughput event-driven infrastructure (Amazon MSK/Kafka, </w:t>
+      </w:r>
+      <w:proofErr w:type="spellStart"/>
+      <w:r>
+        <w:rPr>
+          <w:rFonts w:ascii="Calibri" w:hAnsi="Calibri" w:cs="Calibri"/>
+          <w:sz w:val="20"/>
+          <w:szCs w:val="20"/>
+        </w:rPr>
+        <w:t>EventBridge</w:t>
+      </w:r>
+      <w:proofErr w:type="spellEnd"/>
+      <w:r>
+        <w:rPr>
+          <w:rFonts w:ascii="Calibri" w:hAnsi="Calibri" w:cs="Calibri"/>
+          <w:sz w:val="20"/>
+          <w:szCs w:val="20"/>
+        </w:rPr>
+        <w:t>) ensuring strict environment consistency and system availability.</w:t>
       </w:r>
     </w:p>
     <w:p>
@@ -1082,7 +1192,15 @@
           <w:sz w:val="20"/>
           <w:szCs w:val="20"/>
         </w:rPr>
-        <w:t xml:space="preserve">DevOps team for universal task validation (including S3 data dumps, deployments, and infrastructure updates). Integrated with Datadog and CloudWatch to track Lambda invocations and errors, </w:t>
+        <w:t xml:space="preserve">DevOps team for universal task validation (including S3 data dumps, deployments, and infrastructure updates). </w:t>
+      </w:r>
+      <w:r>
+        <w:rPr>
+          <w:rFonts w:ascii="Calibri" w:hAnsi="Calibri" w:cs="Calibri"/>
+          <w:sz w:val="20"/>
+          <w:szCs w:val="20"/>
+        </w:rPr>
+        <w:t xml:space="preserve">Integrate with </w:t>
       </w:r>
       <w:r>
         <w:rPr>
@@ -1092,15 +1210,51 @@
           <w:sz w:val="20"/>
           <w:szCs w:val="20"/>
         </w:rPr>
-        <w:t>successfully reducing manual operational toil by 90%</w:t>
-      </w:r>
-      <w:r>
-        <w:rPr>
-          <w:rFonts w:ascii="Calibri" w:hAnsi="Calibri" w:cs="Calibri"/>
-          <w:sz w:val="20"/>
-          <w:szCs w:val="20"/>
-        </w:rPr>
-        <w:t xml:space="preserve"> through continuous, feedback-driven iterations.</w:t>
+        <w:t>Datadog</w:t>
+      </w:r>
+      <w:r>
+        <w:rPr>
+          <w:rFonts w:ascii="Calibri" w:hAnsi="Calibri" w:cs="Calibri"/>
+          <w:sz w:val="20"/>
+          <w:szCs w:val="20"/>
+        </w:rPr>
+        <w:t xml:space="preserve"> and </w:t>
+      </w:r>
+      <w:r>
+        <w:rPr>
+          <w:rFonts w:ascii="Calibri" w:hAnsi="Calibri" w:cs="Calibri"/>
+          <w:b/>
+          <w:bCs/>
+          <w:sz w:val="20"/>
+          <w:szCs w:val="20"/>
+        </w:rPr>
+        <w:t>CloudWatch</w:t>
+      </w:r>
+      <w:r>
+        <w:rPr>
+          <w:rFonts w:ascii="Calibri" w:hAnsi="Calibri" w:cs="Calibri"/>
+          <w:sz w:val="20"/>
+          <w:szCs w:val="20"/>
+        </w:rPr>
+        <w:t xml:space="preserve"> to track Lambda invocations and errors, </w:t>
+      </w:r>
+      <w:r>
+        <w:rPr>
+          <w:rFonts w:ascii="Calibri" w:hAnsi="Calibri" w:cs="Calibri"/>
+          <w:b/>
+          <w:bCs/>
+          <w:sz w:val="20"/>
+          <w:szCs w:val="20"/>
+        </w:rPr>
+        <w:t>successfully reducing manual operational toil by 90% through continuous, feedback-driven iterations</w:t>
+      </w:r>
+      <w:r>
+        <w:rPr>
+          <w:rFonts w:ascii="Calibri" w:hAnsi="Calibri" w:cs="Calibri"/>
+          <w:sz w:val="20"/>
+          <w:szCs w:val="20"/>
+        </w:rPr>
+        <w:t>.</w:t>
       </w:r>
     </w:p>
     <w:p>
@@ -1209,6 +1363,7 @@
         </w:rPr>
         <w:t xml:space="preserve">Troubleshot deep Linux OS and networking issues, </w:t>
       </w:r>
+      <w:proofErr w:type="spellStart"/>
       <w:r>
         <w:rPr>
           <w:rFonts w:ascii="Calibri" w:hAnsi="Calibri" w:cs="Calibri"/>
@@ -1217,6 +1372,7 @@
         </w:rPr>
         <w:t>analyzing</w:t>
       </w:r>
+      <w:proofErr w:type="spellEnd"/>
       <w:r>
         <w:rPr>
           <w:rFonts w:ascii="Calibri" w:hAnsi="Calibri" w:cs="Calibri"/>
@@ -1233,15 +1389,67 @@
           <w:sz w:val="20"/>
           <w:szCs w:val="20"/>
         </w:rPr>
-        <w:t>system calls (strace), inodes</w:t>
-      </w:r>
-      <w:r>
-        <w:rPr>
-          <w:rFonts w:ascii="Calibri" w:hAnsi="Calibri" w:cs="Calibri"/>
-          <w:sz w:val="20"/>
-          <w:szCs w:val="20"/>
-        </w:rPr>
-        <w:t>, and network traffic using tcpdump and Wireshark.</w:t>
+        <w:t>system calls (</w:t>
+      </w:r>
+      <w:proofErr w:type="spellStart"/>
+      <w:r>
+        <w:rPr>
+          <w:rFonts w:ascii="Calibri" w:hAnsi="Calibri" w:cs="Calibri"/>
+          <w:b/>
+          <w:bCs/>
+          <w:sz w:val="20"/>
+          <w:szCs w:val="20"/>
+        </w:rPr>
+        <w:t>strace</w:t>
+      </w:r>
+      <w:proofErr w:type="spellEnd"/>
+      <w:r>
+        <w:rPr>
+          <w:rFonts w:ascii="Calibri" w:hAnsi="Calibri" w:cs="Calibri"/>
+          <w:b/>
+          <w:bCs/>
+          <w:sz w:val="20"/>
+          <w:szCs w:val="20"/>
+        </w:rPr>
+        <w:t xml:space="preserve">), </w:t>
+      </w:r>
+      <w:proofErr w:type="spellStart"/>
+      <w:r>
+        <w:rPr>
+          <w:rFonts w:ascii="Calibri" w:hAnsi="Calibri" w:cs="Calibri"/>
+          <w:b/>
+          <w:bCs/>
+          <w:sz w:val="20"/>
+          <w:szCs w:val="20"/>
+        </w:rPr>
+        <w:t>inodes</w:t>
+      </w:r>
+      <w:proofErr w:type="spellEnd"/>
+      <w:r>
+        <w:rPr>
+          <w:rFonts w:ascii="Calibri" w:hAnsi="Calibri" w:cs="Calibri"/>
+          <w:sz w:val="20"/>
+          <w:szCs w:val="20"/>
+        </w:rPr>
+        <w:t xml:space="preserve">, and network traffic using </w:t>
+      </w:r>
+      <w:proofErr w:type="spellStart"/>
+      <w:r>
+        <w:rPr>
+          <w:rFonts w:ascii="Calibri" w:hAnsi="Calibri" w:cs="Calibri"/>
+          <w:sz w:val="20"/>
+          <w:szCs w:val="20"/>
+        </w:rPr>
+        <w:t>tcpdump</w:t>
+      </w:r>
+      <w:proofErr w:type="spellEnd"/>
+      <w:r>
+        <w:rPr>
+          <w:rFonts w:ascii="Calibri" w:hAnsi="Calibri" w:cs="Calibri"/>
+          <w:sz w:val="20"/>
+          <w:szCs w:val="20"/>
+        </w:rPr>
+        <w:t xml:space="preserve"> and Wireshark.</w:t>
       </w:r>
     </w:p>
     <w:p>
@@ -1404,13 +1612,41 @@
           <w:szCs w:val="20"/>
         </w:rPr>
       </w:pPr>
-      <w:r>
-        <w:rPr>
-          <w:rFonts w:ascii="Calibri" w:hAnsi="Calibri" w:cs="Calibri"/>
-          <w:sz w:val="20"/>
-          <w:szCs w:val="20"/>
-        </w:rPr>
-        <w:t>Analyzed system behaviors and resource allocation to provide actionable insights for reducing cloud spend and optimizing infrastructure performance.</w:t>
+      <w:proofErr w:type="spellStart"/>
+      <w:r>
+        <w:rPr>
+          <w:rFonts w:ascii="Calibri" w:hAnsi="Calibri" w:cs="Calibri"/>
+          <w:sz w:val="20"/>
+          <w:szCs w:val="20"/>
+        </w:rPr>
+        <w:t>Analyzed</w:t>
+      </w:r>
+      <w:proofErr w:type="spellEnd"/>
+      <w:r>
+        <w:rPr>
+          <w:rFonts w:ascii="Calibri" w:hAnsi="Calibri" w:cs="Calibri"/>
+          <w:sz w:val="20"/>
+          <w:szCs w:val="20"/>
+        </w:rPr>
+        <w:t xml:space="preserve"> system </w:t>
+      </w:r>
+      <w:proofErr w:type="spellStart"/>
+      <w:r>
+        <w:rPr>
+          <w:rFonts w:ascii="Calibri" w:hAnsi="Calibri" w:cs="Calibri"/>
+          <w:sz w:val="20"/>
+          <w:szCs w:val="20"/>
+        </w:rPr>
+        <w:t>behaviors</w:t>
+      </w:r>
+      <w:proofErr w:type="spellEnd"/>
+      <w:r>
+        <w:rPr>
+          <w:rFonts w:ascii="Calibri" w:hAnsi="Calibri" w:cs="Calibri"/>
+          <w:sz w:val="20"/>
+          <w:szCs w:val="20"/>
+        </w:rPr>
+        <w:t xml:space="preserve"> and resource allocation to provide actionable insights for reducing cloud spend and optimizing infrastructure performance.</w:t>
       </w:r>
     </w:p>
     <w:p>
@@ -1425,17 +1661,6 @@
     </w:p>
     <w:p>
       <w:pPr>
-        <w:spacing w:after="0" w:line="240" w:lineRule="auto"/>
-        <w:rPr>
-          <w:rFonts w:ascii="Calibri" w:hAnsi="Calibri" w:cs="Calibri"/>
-          <w:sz w:val="20"/>
-          <w:szCs w:val="20"/>
-        </w:rPr>
-      </w:pPr>
-    </w:p>
-    <w:p>
-      <w:pPr>
-        <w:pStyle w:val="ListParagraph"/>
         <w:spacing w:after="0" w:line="240" w:lineRule="auto"/>
         <w:rPr>
           <w:rFonts w:ascii="Calibri" w:hAnsi="Calibri" w:cs="Calibri"/>
@@ -1566,14 +1791,6 @@
           <w:sz w:val="20"/>
           <w:szCs w:val="20"/>
         </w:rPr>
-        <w:t xml:space="preserve"> with cross-functional</w:t>
-      </w:r>
-      <w:r>
-        <w:rPr>
-          <w:rFonts w:ascii="Calibri" w:hAnsi="Calibri" w:cs="Calibri"/>
-          <w:sz w:val="20"/>
-          <w:szCs w:val="20"/>
-        </w:rPr>
         <w:t xml:space="preserve"> </w:t>
       </w:r>
       <w:r>
@@ -1582,7 +1799,7 @@
           <w:sz w:val="20"/>
           <w:szCs w:val="20"/>
         </w:rPr>
-        <w:t>development and DevOps teams to architect and provision a completely new cloud infrastructure following the decommissioning of the legacy Mercury 2 (M2) environment.</w:t>
+        <w:t>with cross-functional development and DevOps teams to architect and provision a completely new cloud infrastructure following the decommissioning of the legacy Mercury 2 (M2) environment.</w:t>
       </w:r>
     </w:p>
     <w:p>
@@ -1604,33 +1821,15 @@
           <w:sz w:val="20"/>
           <w:szCs w:val="20"/>
         </w:rPr>
-        <w:t xml:space="preserve">Participate in daily </w:t>
-      </w:r>
-      <w:r>
-        <w:rPr>
-          <w:rFonts w:ascii="Calibri" w:hAnsi="Calibri" w:cs="Calibri"/>
-          <w:b/>
-          <w:bCs/>
-          <w:sz w:val="20"/>
-          <w:szCs w:val="20"/>
-        </w:rPr>
-        <w:t>system design</w:t>
-      </w:r>
-      <w:r>
-        <w:rPr>
-          <w:rFonts w:ascii="Calibri" w:hAnsi="Calibri" w:cs="Calibri"/>
-          <w:sz w:val="20"/>
-          <w:szCs w:val="20"/>
-        </w:rPr>
-        <w:t xml:space="preserve"> </w:t>
-      </w:r>
-      <w:r>
-        <w:rPr>
-          <w:rFonts w:ascii="Calibri" w:hAnsi="Calibri" w:cs="Calibri"/>
-          <w:sz w:val="20"/>
-          <w:szCs w:val="20"/>
-        </w:rPr>
-        <w:t>Knowledge Transfer (KT) sessions to define scalable networking, security, and deployment standards for the greenfield environment.</w:t>
+        <w:t xml:space="preserve">Participate </w:t>
+      </w:r>
+      <w:r>
+        <w:rPr>
+          <w:rFonts w:ascii="Calibri" w:hAnsi="Calibri" w:cs="Calibri"/>
+          <w:sz w:val="20"/>
+          <w:szCs w:val="20"/>
+        </w:rPr>
+        <w:t>in daily system design Knowledge Transfer (KT) sessions to define scalable networking, security, and deployment standards for the greenfield environment.</w:t>
       </w:r>
     </w:p>
     <w:p>
@@ -1879,6 +2078,7 @@
           <w:szCs w:val="20"/>
         </w:rPr>
       </w:pPr>
+      <w:proofErr w:type="spellStart"/>
       <w:r>
         <w:rPr>
           <w:rFonts w:ascii="Calibri" w:hAnsi="Calibri" w:cs="Calibri"/>
@@ -1887,7 +2087,18 @@
           <w:sz w:val="20"/>
           <w:szCs w:val="20"/>
         </w:rPr>
-        <w:t xml:space="preserve">Modeling and Optimization of Surface Roughness of Electrodeposited Nickel Coating using Taguchi and Bonobo Optimizer | </w:t>
+        <w:t>Modeling</w:t>
+      </w:r>
+      <w:proofErr w:type="spellEnd"/>
+      <w:r>
+        <w:rPr>
+          <w:rFonts w:ascii="Calibri" w:hAnsi="Calibri" w:cs="Calibri"/>
+          <w:b/>
+          <w:bCs/>
+          <w:sz w:val="20"/>
+          <w:szCs w:val="20"/>
+        </w:rPr>
+        <w:t xml:space="preserve"> and Optimization of Surface Roughness of Electrodeposited Nickel Coating using Taguchi and Bonobo Optimizer | </w:t>
       </w:r>
       <w:r>
         <w:rPr>
@@ -1953,7 +2164,29 @@
           <w:sz w:val="20"/>
           <w:szCs w:val="20"/>
         </w:rPr>
-        <w:t>Demonstrated advanced capability in data-driven mathematical modeling, statistical analysis, and implementing optimization algorithms to solve multi-variable engineering challenges.</w:t>
+        <w:t xml:space="preserve">Demonstrated advanced capability in data-driven mathematical </w:t>
+      </w:r>
+      <w:proofErr w:type="spellStart"/>
+      <w:r>
+        <w:rPr>
+          <w:rFonts w:ascii="Calibri" w:hAnsi="Calibri" w:cs="Calibri"/>
+          <w:b/>
+          <w:bCs/>
+          <w:sz w:val="20"/>
+          <w:szCs w:val="20"/>
+        </w:rPr>
+        <w:t>modeling</w:t>
+      </w:r>
+      <w:proofErr w:type="spellEnd"/>
+      <w:r>
+        <w:rPr>
+          <w:rFonts w:ascii="Calibri" w:hAnsi="Calibri" w:cs="Calibri"/>
+          <w:b/>
+          <w:bCs/>
+          <w:sz w:val="20"/>
+          <w:szCs w:val="20"/>
+        </w:rPr>
+        <w:t>, statistical analysis, and implementing optimization algorithms to solve multi-variable engineering challenges.</w:t>
       </w:r>
     </w:p>
     <w:p>
@@ -2102,68 +2335,20 @@
       <w:r>
         <w:rPr>
           <w:rFonts w:ascii="Calibri" w:hAnsi="Calibri" w:cs="Calibri"/>
-          <w:sz w:val="20"/>
-          <w:szCs w:val="20"/>
-        </w:rPr>
-        <w:t>Skills:</w:t>
-      </w:r>
-      <w:r>
-        <w:rPr>
-          <w:rFonts w:ascii="Calibri" w:hAnsi="Calibri" w:cs="Calibri"/>
-          <w:sz w:val="20"/>
-          <w:szCs w:val="20"/>
-        </w:rPr>
-        <w:t xml:space="preserve"> AutoCAD, SolidWorks</w:t>
-      </w:r>
-      <w:r>
-        <w:rPr>
-          <w:rFonts w:ascii="Calibri" w:hAnsi="Calibri" w:cs="Calibri"/>
-          <w:sz w:val="20"/>
-          <w:szCs w:val="20"/>
-        </w:rPr>
-        <w:t xml:space="preserve"> (Advance PAD</w:t>
-      </w:r>
-      <w:r>
-        <w:rPr>
-          <w:rFonts w:ascii="Calibri" w:hAnsi="Calibri" w:cs="Calibri"/>
-          <w:sz w:val="20"/>
-          <w:szCs w:val="20"/>
-        </w:rPr>
-        <w:t xml:space="preserve"> &amp; </w:t>
-      </w:r>
-      <w:r>
-        <w:rPr>
-          <w:rFonts w:ascii="Calibri" w:hAnsi="Calibri" w:cs="Calibri"/>
           <w:b/>
           <w:bCs/>
           <w:sz w:val="20"/>
           <w:szCs w:val="20"/>
         </w:rPr>
-        <w:t>ASSEMBLY</w:t>
-      </w:r>
-      <w:r>
-        <w:rPr>
-          <w:rFonts w:ascii="Calibri" w:hAnsi="Calibri" w:cs="Calibri"/>
-          <w:sz w:val="20"/>
-          <w:szCs w:val="20"/>
-        </w:rPr>
-        <w:t xml:space="preserve"> design</w:t>
-      </w:r>
-      <w:r>
-        <w:rPr>
-          <w:rFonts w:ascii="Calibri" w:hAnsi="Calibri" w:cs="Calibri"/>
-          <w:sz w:val="20"/>
-          <w:szCs w:val="20"/>
-        </w:rPr>
-        <w:t xml:space="preserve">, </w:t>
-      </w:r>
-      <w:r>
-        <w:rPr>
-          <w:rFonts w:ascii="Calibri" w:hAnsi="Calibri" w:cs="Calibri"/>
-          <w:sz w:val="20"/>
-          <w:szCs w:val="20"/>
-        </w:rPr>
-        <w:t xml:space="preserve">work with </w:t>
+        <w:t>Mechanical Capabilities &amp; Projects:</w:t>
+      </w:r>
+      <w:r>
+        <w:rPr>
+          <w:rFonts w:ascii="Calibri" w:hAnsi="Calibri" w:cs="Calibri"/>
+          <w:sz w:val="20"/>
+          <w:szCs w:val="20"/>
+        </w:rPr>
+        <w:t xml:space="preserve"> AutoCAD, SolidWorks (Advanced CAD, Sheet-Metal, Weldments), Ansys, MATLAB | </w:t>
       </w:r>
       <w:r>
         <w:rPr>
@@ -2173,7 +2358,15 @@
           <w:sz w:val="20"/>
           <w:szCs w:val="20"/>
         </w:rPr>
-        <w:t>Sheet-Metal</w:t>
+        <w:t>Key Focus:</w:t>
+      </w:r>
+      <w:r>
+        <w:rPr>
+          <w:rFonts w:ascii="Calibri" w:hAnsi="Calibri" w:cs="Calibri"/>
+          <w:sz w:val="20"/>
+          <w:szCs w:val="20"/>
+        </w:rPr>
+        <w:t xml:space="preserve"> Thermodynamics, Solid/Fluid Mechanics | </w:t>
       </w:r>
       <w:r>
         <w:rPr>
@@ -2183,285 +2376,15 @@
           <w:sz w:val="20"/>
           <w:szCs w:val="20"/>
         </w:rPr>
-        <w:t xml:space="preserve"> &amp; </w:t>
-      </w:r>
-      <w:r>
-        <w:rPr>
-          <w:rFonts w:ascii="Calibri" w:hAnsi="Calibri" w:cs="Calibri"/>
-          <w:b/>
-          <w:bCs/>
-          <w:sz w:val="20"/>
-          <w:szCs w:val="20"/>
-        </w:rPr>
-        <w:t>Weldments</w:t>
-      </w:r>
-      <w:r>
-        <w:rPr>
-          <w:rFonts w:ascii="Calibri" w:hAnsi="Calibri" w:cs="Calibri"/>
-          <w:sz w:val="20"/>
-          <w:szCs w:val="20"/>
-        </w:rPr>
-        <w:t>)</w:t>
-      </w:r>
-      <w:r>
-        <w:rPr>
-          <w:rFonts w:ascii="Calibri" w:hAnsi="Calibri" w:cs="Calibri"/>
-          <w:sz w:val="20"/>
-          <w:szCs w:val="20"/>
-        </w:rPr>
-        <w:t xml:space="preserve">, Ansys, </w:t>
-      </w:r>
-      <w:r>
-        <w:rPr>
-          <w:rFonts w:ascii="Calibri" w:hAnsi="Calibri" w:cs="Calibri"/>
-          <w:sz w:val="20"/>
-          <w:szCs w:val="20"/>
-        </w:rPr>
-        <w:t>MATLAB.</w:t>
-      </w:r>
-    </w:p>
-    <w:p>
-      <w:pPr>
-        <w:numPr>
-          <w:ilvl w:val="0"/>
-          <w:numId w:val="17"/>
-        </w:numPr>
-        <w:spacing w:after="0" w:line="240" w:lineRule="auto"/>
-        <w:rPr>
-          <w:rFonts w:ascii="Calibri" w:hAnsi="Calibri" w:cs="Calibri"/>
-          <w:sz w:val="20"/>
-          <w:szCs w:val="20"/>
-        </w:rPr>
-      </w:pPr>
-      <w:r>
-        <w:rPr>
-          <w:rFonts w:ascii="Calibri" w:hAnsi="Calibri" w:cs="Calibri"/>
-          <w:sz w:val="20"/>
-          <w:szCs w:val="20"/>
-        </w:rPr>
-        <w:t xml:space="preserve">Interest in: </w:t>
-      </w:r>
-      <w:r>
-        <w:rPr>
-          <w:rFonts w:ascii="Calibri" w:hAnsi="Calibri" w:cs="Calibri"/>
-          <w:sz w:val="20"/>
-          <w:szCs w:val="20"/>
-        </w:rPr>
-        <w:t>T</w:t>
-      </w:r>
-      <w:r>
-        <w:rPr>
-          <w:rFonts w:ascii="Calibri" w:hAnsi="Calibri" w:cs="Calibri"/>
-          <w:sz w:val="20"/>
-          <w:szCs w:val="20"/>
-        </w:rPr>
-        <w:t>hermodynamics</w:t>
-      </w:r>
-      <w:r>
-        <w:rPr>
-          <w:rFonts w:ascii="Calibri" w:hAnsi="Calibri" w:cs="Calibri"/>
-          <w:sz w:val="20"/>
-          <w:szCs w:val="20"/>
-        </w:rPr>
-        <w:t xml:space="preserve">, </w:t>
-      </w:r>
-      <w:r>
-        <w:rPr>
-          <w:rFonts w:ascii="Calibri" w:hAnsi="Calibri" w:cs="Calibri"/>
-          <w:sz w:val="20"/>
-          <w:szCs w:val="20"/>
-        </w:rPr>
-        <w:t>S</w:t>
-      </w:r>
-      <w:r>
-        <w:rPr>
-          <w:rFonts w:ascii="Calibri" w:hAnsi="Calibri" w:cs="Calibri"/>
-          <w:sz w:val="20"/>
-          <w:szCs w:val="20"/>
-        </w:rPr>
-        <w:t>trength of materials</w:t>
-      </w:r>
-      <w:r>
-        <w:rPr>
-          <w:rFonts w:ascii="Calibri" w:hAnsi="Calibri" w:cs="Calibri"/>
-          <w:sz w:val="20"/>
-          <w:szCs w:val="20"/>
-        </w:rPr>
-        <w:t xml:space="preserve">, </w:t>
-      </w:r>
-      <w:r>
-        <w:rPr>
-          <w:rFonts w:ascii="Calibri" w:hAnsi="Calibri" w:cs="Calibri"/>
-          <w:sz w:val="20"/>
-          <w:szCs w:val="20"/>
-        </w:rPr>
-        <w:t>E</w:t>
-      </w:r>
-      <w:r>
-        <w:rPr>
-          <w:rFonts w:ascii="Calibri" w:hAnsi="Calibri" w:cs="Calibri"/>
-          <w:sz w:val="20"/>
-          <w:szCs w:val="20"/>
-        </w:rPr>
-        <w:t xml:space="preserve">ngineering &amp; </w:t>
-      </w:r>
-      <w:r>
-        <w:rPr>
-          <w:rFonts w:ascii="Calibri" w:hAnsi="Calibri" w:cs="Calibri"/>
-          <w:sz w:val="20"/>
-          <w:szCs w:val="20"/>
-        </w:rPr>
-        <w:t>S</w:t>
-      </w:r>
-      <w:r>
-        <w:rPr>
-          <w:rFonts w:ascii="Calibri" w:hAnsi="Calibri" w:cs="Calibri"/>
-          <w:sz w:val="20"/>
-          <w:szCs w:val="20"/>
-        </w:rPr>
-        <w:t>olid mechanics</w:t>
-      </w:r>
-      <w:r>
-        <w:rPr>
-          <w:rFonts w:ascii="Calibri" w:hAnsi="Calibri" w:cs="Calibri"/>
-          <w:sz w:val="20"/>
-          <w:szCs w:val="20"/>
-        </w:rPr>
-        <w:t xml:space="preserve">, </w:t>
-      </w:r>
-      <w:r>
-        <w:rPr>
-          <w:rFonts w:ascii="Calibri" w:hAnsi="Calibri" w:cs="Calibri"/>
-          <w:sz w:val="20"/>
-          <w:szCs w:val="20"/>
-        </w:rPr>
-        <w:t>F</w:t>
-      </w:r>
-      <w:r>
-        <w:rPr>
-          <w:rFonts w:ascii="Calibri" w:hAnsi="Calibri" w:cs="Calibri"/>
-          <w:sz w:val="20"/>
-          <w:szCs w:val="20"/>
-        </w:rPr>
-        <w:t>luid mechanics</w:t>
-      </w:r>
-      <w:r>
-        <w:rPr>
-          <w:rFonts w:ascii="Calibri" w:hAnsi="Calibri" w:cs="Calibri"/>
-          <w:sz w:val="20"/>
-          <w:szCs w:val="20"/>
-        </w:rPr>
-        <w:t xml:space="preserve"> (V</w:t>
-      </w:r>
-      <w:r>
-        <w:rPr>
-          <w:rFonts w:ascii="Calibri" w:hAnsi="Calibri" w:cs="Calibri"/>
-          <w:sz w:val="20"/>
-          <w:szCs w:val="20"/>
-        </w:rPr>
-        <w:t>ibration</w:t>
-      </w:r>
-      <w:r>
-        <w:rPr>
-          <w:rFonts w:ascii="Calibri" w:hAnsi="Calibri" w:cs="Calibri"/>
-          <w:sz w:val="20"/>
-          <w:szCs w:val="20"/>
-        </w:rPr>
-        <w:t>).</w:t>
-      </w:r>
-    </w:p>
-    <w:p>
-      <w:pPr>
-        <w:numPr>
-          <w:ilvl w:val="0"/>
-          <w:numId w:val="17"/>
-        </w:numPr>
-        <w:spacing w:after="0" w:line="240" w:lineRule="auto"/>
-        <w:rPr>
-          <w:rFonts w:ascii="Calibri" w:hAnsi="Calibri" w:cs="Calibri"/>
-          <w:sz w:val="20"/>
-          <w:szCs w:val="20"/>
-        </w:rPr>
-      </w:pPr>
-      <w:r>
-        <w:rPr>
-          <w:rFonts w:ascii="Calibri" w:hAnsi="Calibri" w:cs="Calibri"/>
-          <w:sz w:val="20"/>
-          <w:szCs w:val="20"/>
-        </w:rPr>
-        <w:t>Work on – 3D printing</w:t>
-      </w:r>
-      <w:r>
-        <w:rPr>
-          <w:rFonts w:ascii="Calibri" w:hAnsi="Calibri" w:cs="Calibri"/>
-          <w:sz w:val="20"/>
-          <w:szCs w:val="20"/>
-        </w:rPr>
-        <w:t xml:space="preserve"> – Design &amp; print a </w:t>
-      </w:r>
-      <w:r>
-        <w:rPr>
-          <w:rFonts w:ascii="Calibri" w:hAnsi="Calibri" w:cs="Calibri"/>
-          <w:sz w:val="20"/>
-          <w:szCs w:val="20"/>
-        </w:rPr>
-        <w:t>working drone</w:t>
-      </w:r>
-      <w:r>
-        <w:rPr>
-          <w:rFonts w:ascii="Calibri" w:hAnsi="Calibri" w:cs="Calibri"/>
-          <w:sz w:val="20"/>
-          <w:szCs w:val="20"/>
-        </w:rPr>
-        <w:t xml:space="preserve">, </w:t>
-      </w:r>
-      <w:r>
-        <w:rPr>
-          <w:rFonts w:ascii="Calibri" w:hAnsi="Calibri" w:cs="Calibri"/>
-          <w:sz w:val="20"/>
-          <w:szCs w:val="20"/>
-        </w:rPr>
-        <w:t>R</w:t>
-      </w:r>
-      <w:r>
-        <w:rPr>
-          <w:rFonts w:ascii="Calibri" w:hAnsi="Calibri" w:cs="Calibri"/>
-          <w:sz w:val="20"/>
-          <w:szCs w:val="20"/>
-        </w:rPr>
-        <w:t>esearch paper</w:t>
-      </w:r>
-      <w:r>
-        <w:rPr>
-          <w:rFonts w:ascii="Calibri" w:hAnsi="Calibri" w:cs="Calibri"/>
-          <w:sz w:val="20"/>
-          <w:szCs w:val="20"/>
-        </w:rPr>
-        <w:t xml:space="preserve">s, </w:t>
-      </w:r>
-      <w:r>
-        <w:rPr>
-          <w:rFonts w:ascii="Calibri" w:hAnsi="Calibri" w:cs="Calibri"/>
-          <w:sz w:val="20"/>
-          <w:szCs w:val="20"/>
-        </w:rPr>
-        <w:t xml:space="preserve">Design fully working </w:t>
-      </w:r>
-      <w:r>
-        <w:rPr>
-          <w:rFonts w:ascii="Calibri" w:hAnsi="Calibri" w:cs="Calibri"/>
-          <w:sz w:val="20"/>
-          <w:szCs w:val="20"/>
-        </w:rPr>
-        <w:t>V8 engine</w:t>
-      </w:r>
-      <w:r>
-        <w:rPr>
-          <w:rFonts w:ascii="Calibri" w:hAnsi="Calibri" w:cs="Calibri"/>
-          <w:sz w:val="20"/>
-          <w:szCs w:val="20"/>
-        </w:rPr>
-        <w:t xml:space="preserve"> in SolidWorks.</w:t>
+        <w:t>Applied Work:</w:t>
+      </w:r>
+      <w:r>
+        <w:rPr>
+          <w:rFonts w:ascii="Calibri" w:hAnsi="Calibri" w:cs="Calibri"/>
+          <w:sz w:val="20"/>
+          <w:szCs w:val="20"/>
+        </w:rPr>
+        <w:t xml:space="preserve"> 3D-printed working drone, fully functional V8 engine design, published academic research.</w:t>
       </w:r>
     </w:p>
     <w:p>
@@ -8062,14 +7985,6 @@
 </file>
 
 <file path=customXml/item1.xml><?xml version="1.0" encoding="utf-8"?>
-<p:properties xmlns:p="http://schemas.microsoft.com/office/2006/metadata/properties" xmlns:xsi="http://www.w3.org/2001/XMLSchema-instance" xmlns:pc="http://schemas.microsoft.com/office/infopath/2007/PartnerControls">
-  <documentManagement>
-    <_activity xmlns="eca25710-d33a-48f9-b7ed-55d8f2ee4c7c" xsi:nil="true"/>
-  </documentManagement>
-</p:properties>
-</file>
-
-<file path=customXml/item2.xml><?xml version="1.0" encoding="utf-8"?>
 <ct:contentTypeSchema xmlns:ct="http://schemas.microsoft.com/office/2006/metadata/contentType" xmlns:ma="http://schemas.microsoft.com/office/2006/metadata/properties/metaAttributes" ct:_="" ma:_="" ma:contentTypeName="Document" ma:contentTypeID="0x0101004052122EE5125442955E1CECA5ECB906" ma:contentTypeVersion="11" ma:contentTypeDescription="Create a new document." ma:contentTypeScope="" ma:versionID="2a6270015ceda115e3a98b0e6a03296a">
   <xsd:schema xmlns:xsd="http://www.w3.org/2001/XMLSchema" xmlns:xs="http://www.w3.org/2001/XMLSchema" xmlns:p="http://schemas.microsoft.com/office/2006/metadata/properties" xmlns:ns3="eca25710-d33a-48f9-b7ed-55d8f2ee4c7c" targetNamespace="http://schemas.microsoft.com/office/2006/metadata/properties" ma:root="true" ma:fieldsID="873b44005ca4aa7e8fa796dfae0f0c1e" ns3:_="">
     <xsd:import namespace="eca25710-d33a-48f9-b7ed-55d8f2ee4c7c"/>
@@ -8257,6 +8172,14 @@
 </ct:contentTypeSchema>
 </file>
 
+<file path=customXml/item2.xml><?xml version="1.0" encoding="utf-8"?>
+<p:properties xmlns:p="http://schemas.microsoft.com/office/2006/metadata/properties" xmlns:xsi="http://www.w3.org/2001/XMLSchema-instance" xmlns:pc="http://schemas.microsoft.com/office/infopath/2007/PartnerControls">
+  <documentManagement>
+    <_activity xmlns="eca25710-d33a-48f9-b7ed-55d8f2ee4c7c" xsi:nil="true"/>
+  </documentManagement>
+</p:properties>
+</file>
+
 <file path=customXml/item3.xml><?xml version="1.0" encoding="utf-8"?>
 <?mso-contentType ?>
 <FormTemplates xmlns="http://schemas.microsoft.com/sharepoint/v3/contenttype/forms">
@@ -8267,16 +8190,6 @@
 </file>
 
 <file path=customXml/itemProps1.xml><?xml version="1.0" encoding="utf-8"?>
-<ds:datastoreItem xmlns:ds="http://schemas.openxmlformats.org/officeDocument/2006/customXml" ds:itemID="{4B3E88E8-170A-40FB-969C-63A0269D55C7}">
-  <ds:schemaRefs>
-    <ds:schemaRef ds:uri="http://schemas.microsoft.com/office/2006/metadata/properties"/>
-    <ds:schemaRef ds:uri="http://schemas.microsoft.com/office/infopath/2007/PartnerControls"/>
-    <ds:schemaRef ds:uri="eca25710-d33a-48f9-b7ed-55d8f2ee4c7c"/>
-  </ds:schemaRefs>
-</ds:datastoreItem>
-</file>
-
-<file path=customXml/itemProps2.xml><?xml version="1.0" encoding="utf-8"?>
 <ds:datastoreItem xmlns:ds="http://schemas.openxmlformats.org/officeDocument/2006/customXml" ds:itemID="{46F331C9-4C14-4E2D-B138-C077E96CDEFA}">
   <ds:schemaRefs>
     <ds:schemaRef ds:uri="http://schemas.microsoft.com/office/2006/metadata/contentType"/>
@@ -8294,6 +8207,16 @@
 </ds:datastoreItem>
 </file>
 
+<file path=customXml/itemProps2.xml><?xml version="1.0" encoding="utf-8"?>
+<ds:datastoreItem xmlns:ds="http://schemas.openxmlformats.org/officeDocument/2006/customXml" ds:itemID="{4B3E88E8-170A-40FB-969C-63A0269D55C7}">
+  <ds:schemaRefs>
+    <ds:schemaRef ds:uri="http://schemas.microsoft.com/office/2006/metadata/properties"/>
+    <ds:schemaRef ds:uri="http://schemas.microsoft.com/office/infopath/2007/PartnerControls"/>
+    <ds:schemaRef ds:uri="eca25710-d33a-48f9-b7ed-55d8f2ee4c7c"/>
+  </ds:schemaRefs>
+</ds:datastoreItem>
+</file>
+
 <file path=customXml/itemProps3.xml><?xml version="1.0" encoding="utf-8"?>
 <ds:datastoreItem xmlns:ds="http://schemas.openxmlformats.org/officeDocument/2006/customXml" ds:itemID="{8DB0D329-F9C0-4885-9E58-0B4D90D9763D}">
   <ds:schemaRefs>
